--- a/resume/Portfolio resume.docx
+++ b/resume/Portfolio resume.docx
@@ -2,18 +2,117 @@
 <file path=word/document.xml><?xml version="1.0" encoding="utf-8"?>
 <w:document xmlns:w14="http://schemas.microsoft.com/office/word/2010/wordml" xmlns:wp14="http://schemas.microsoft.com/office/word/2010/wordprocessingDrawing" xmlns:ve="http://schemas.openxmlformats.org/markup-compatibility/2006" xmlns:o="urn:schemas-microsoft-com:office:office" xmlns:r="http://schemas.openxmlformats.org/officeDocument/2006/relationships" xmlns:m="http://schemas.openxmlformats.org/officeDocument/2006/math" xmlns:v="urn:schemas-microsoft-com:vml" xmlns:wp="http://schemas.openxmlformats.org/drawingml/2006/wordprocessingDrawing" xmlns:w10="urn:schemas-microsoft-com:office:word" xmlns:w="http://schemas.openxmlformats.org/wordprocessingml/2006/main" xmlns:wne="http://schemas.microsoft.com/office/word/2006/wordml" xmlns:mc="http://schemas.openxmlformats.org/markup-compatibility/2006" mc:Ignorable="w14 wp14">
   <w:body>
-    <w:p xmlns:wp14="http://schemas.microsoft.com/office/word/2010/wordml" wp14:textId="17E223BC">
+    <w:p xmlns:wp14="http://schemas.microsoft.com/office/word/2010/wordml" wp14:textId="5ED81BFB">
       <w:pPr>
         <w:pStyle w:val="Default"/>
-        <w:jc w:val="both"/>
-        <w:rPr>
-          <w:rFonts w:ascii="Calibri" w:hAnsi="Calibri" w:cs="Calibri" w:asciiTheme="minorAscii" w:hAnsiTheme="minorAscii" w:cstheme="minorAscii"/>
+        <w:suppressLineNumbers w:val="0"/>
+        <w:pBdr>
+          <w:bottom w:val="single" w:color="000000" w:sz="4" w:space="1"/>
+        </w:pBdr>
+        <w:spacing w:before="0" w:beforeAutospacing="off" w:after="0" w:afterAutospacing="off" w:line="240" w:lineRule="auto"/>
+        <w:ind w:left="0" w:right="0"/>
+        <w:jc w:val="left"/>
+        <w:rPr>
+          <w:rFonts w:ascii="Calibri" w:hAnsi="Calibri" w:eastAsia="Calibri" w:cs="Calibri"/>
           <w:b w:val="1"/>
           <w:bCs w:val="1"/>
-          <w:color w:val="7B7B7B" w:themeColor="accent3" w:themeShade="BF"/>
-          <w:sz w:val="22"/>
-          <w:szCs w:val="22"/>
-        </w:rPr>
+          <w:color w:val="7B7B7B" w:themeColor="accent3" w:themeTint="FF" w:themeShade="BF"/>
+          <w:sz w:val="22"/>
+          <w:szCs w:val="22"/>
+          <w:lang w:val="en-US"/>
+        </w:rPr>
+      </w:pPr>
+      <w:r>
+        <w:br/>
+      </w:r>
+      <w:r>
+        <w:rPr>
+          <w:rFonts w:ascii="Calibri" w:hAnsi="Calibri" w:eastAsia="Calibri" w:cs="Calibri"/>
+          <w:b w:val="1"/>
+          <w:bCs w:val="1"/>
+          <w:color w:val="7B7B7B" w:themeColor="accent3" w:themeTint="FF" w:themeShade="BF"/>
+          <w:sz w:val="22"/>
+          <w:szCs w:val="22"/>
+        </w:rPr>
+        <w:t>Nithiya Sree</w:t>
+      </w:r>
+      <w:r>
+        <w:br/>
+      </w:r>
+      <w:r>
+        <w:rPr>
+          <w:rFonts w:ascii="Calibri" w:hAnsi="Calibri" w:eastAsia="Calibri" w:cs="Calibri"/>
+          <w:b w:val="1"/>
+          <w:bCs w:val="1"/>
+          <w:color w:val="7B7B7B" w:themeColor="accent3" w:themeTint="FF" w:themeShade="BF"/>
+          <w:sz w:val="22"/>
+          <w:szCs w:val="22"/>
+        </w:rPr>
+        <w:t>Full Stack Developer</w:t>
+      </w:r>
+      <w:r>
+        <w:br/>
+      </w:r>
+      <w:r>
+        <w:rPr>
+          <w:rFonts w:ascii="Calibri" w:hAnsi="Calibri" w:eastAsia="Calibri" w:cs="Calibri"/>
+          <w:b w:val="1"/>
+          <w:bCs w:val="1"/>
+          <w:color w:val="7B7B7B" w:themeColor="accent3" w:themeTint="FF" w:themeShade="BF"/>
+          <w:sz w:val="22"/>
+          <w:szCs w:val="22"/>
+          <w:lang w:val="en-US"/>
+        </w:rPr>
+        <w:t>E-Mail Id: sreenithya2311@gmail.com | Ph</w:t>
+      </w:r>
+      <w:r>
+        <w:rPr>
+          <w:rFonts w:ascii="Calibri" w:hAnsi="Calibri" w:eastAsia="Calibri" w:cs="Calibri"/>
+          <w:b w:val="1"/>
+          <w:bCs w:val="1"/>
+          <w:color w:val="7B7B7B" w:themeColor="accent3" w:themeTint="FF" w:themeShade="BF"/>
+          <w:sz w:val="22"/>
+          <w:szCs w:val="22"/>
+          <w:lang w:val="en-US"/>
+        </w:rPr>
+        <w:t># :</w:t>
+      </w:r>
+      <w:r>
+        <w:rPr>
+          <w:rFonts w:ascii="Calibri" w:hAnsi="Calibri" w:eastAsia="Calibri" w:cs="Calibri"/>
+          <w:b w:val="1"/>
+          <w:bCs w:val="1"/>
+          <w:color w:val="7B7B7B" w:themeColor="accent3" w:themeTint="FF" w:themeShade="BF"/>
+          <w:sz w:val="22"/>
+          <w:szCs w:val="22"/>
+          <w:lang w:val="en-US"/>
+        </w:rPr>
+        <w:t xml:space="preserve"> 848-</w:t>
+      </w:r>
+      <w:r>
+        <w:rPr>
+          <w:rFonts w:ascii="Calibri" w:hAnsi="Calibri" w:eastAsia="Calibri" w:cs="Calibri"/>
+          <w:b w:val="1"/>
+          <w:bCs w:val="1"/>
+          <w:color w:val="7B7B7B" w:themeColor="accent3" w:themeTint="FF" w:themeShade="BF"/>
+          <w:sz w:val="22"/>
+          <w:szCs w:val="22"/>
+          <w:lang w:val="en-US"/>
+        </w:rPr>
+        <w:t>219-6633</w:t>
+      </w:r>
+    </w:p>
+    <w:p xmlns:wp14="http://schemas.microsoft.com/office/word/2010/wordml" wp14:textId="100DBAE0">
+      <w:pPr>
+        <w:pStyle w:val="Default"/>
+        <w:suppressLineNumbers w:val="0"/>
+        <w:pBdr>
+          <w:bottom w:val="single" w:color="000000" w:sz="4" w:space="1"/>
+        </w:pBdr>
+        <w:bidi w:val="0"/>
+        <w:spacing w:before="0" w:beforeAutospacing="off" w:after="0" w:afterAutospacing="off" w:line="240" w:lineRule="auto"/>
+        <w:ind w:left="0" w:right="0"/>
+        <w:jc w:val="both"/>
       </w:pPr>
       <w:r>
         <w:rPr>
@@ -23,8 +122,9 @@
           <w:color w:val="7B7B7B" w:themeColor="accent3" w:themeTint="FF" w:themeShade="BF"/>
           <w:sz w:val="22"/>
           <w:szCs w:val="22"/>
-        </w:rPr>
-        <w:t>Nithiyaa</w:t>
+          <w:lang w:val="en-US"/>
+        </w:rPr>
+        <w:t>Linkedin:</w:t>
       </w:r>
       <w:r>
         <w:rPr>
@@ -34,22 +134,21 @@
           <w:color w:val="7B7B7B" w:themeColor="accent3" w:themeTint="FF" w:themeShade="BF"/>
           <w:sz w:val="22"/>
           <w:szCs w:val="22"/>
-        </w:rPr>
-        <w:t xml:space="preserve"> sree</w:t>
-      </w:r>
-    </w:p>
-    <w:p xmlns:wp14="http://schemas.microsoft.com/office/word/2010/wordml" wp14:textId="035991A7">
-      <w:pPr>
-        <w:pStyle w:val="Default"/>
-        <w:suppressLineNumbers w:val="0"/>
-        <w:pBdr>
-          <w:bottom w:val="single" w:color="FF000000" w:sz="4" w:space="1"/>
-        </w:pBdr>
-        <w:bidi w:val="0"/>
-        <w:spacing w:before="0" w:beforeAutospacing="off" w:after="0" w:afterAutospacing="off" w:line="240" w:lineRule="auto"/>
-        <w:ind w:left="0" w:right="0"/>
-        <w:jc w:val="both"/>
-      </w:pPr>
+          <w:lang w:val="en-US"/>
+        </w:rPr>
+        <w:t xml:space="preserve"> </w:t>
+      </w:r>
+      <w:hyperlink r:id="R8b3ae850dec2425b">
+        <w:r>
+          <w:rPr>
+            <w:rStyle w:val="Hyperlink"/>
+            <w:b w:val="1"/>
+            <w:bCs w:val="1"/>
+            <w:lang w:val="en-US"/>
+          </w:rPr>
+          <w:t>www.linkedin.com/in/nithyaa-sree-vasudevananth-rajalakshmi-dotnetdeveloper</w:t>
+        </w:r>
+      </w:hyperlink>
       <w:r>
         <w:rPr>
           <w:rFonts w:ascii="Calibri" w:hAnsi="Calibri" w:cs="Calibri" w:asciiTheme="minorAscii" w:hAnsiTheme="minorAscii" w:cstheme="minorAscii"/>
@@ -58,9 +157,19 @@
           <w:color w:val="7B7B7B" w:themeColor="accent3" w:themeTint="FF" w:themeShade="BF"/>
           <w:sz w:val="22"/>
           <w:szCs w:val="22"/>
-        </w:rPr>
-        <w:t>.</w:t>
-      </w:r>
+          <w:lang w:val="en-US"/>
+        </w:rPr>
+        <w:t xml:space="preserve"> </w:t>
+      </w:r>
+    </w:p>
+    <w:p xmlns:wp14="http://schemas.microsoft.com/office/word/2010/wordml" wp14:textId="430088BE">
+      <w:pPr>
+        <w:pStyle w:val="Default"/>
+        <w:pBdr>
+          <w:bottom w:val="single" w:color="000000" w:sz="4" w:space="1"/>
+        </w:pBdr>
+        <w:jc w:val="both"/>
+      </w:pPr>
       <w:r>
         <w:rPr>
           <w:rFonts w:ascii="Calibri" w:hAnsi="Calibri" w:cs="Calibri" w:asciiTheme="minorAscii" w:hAnsiTheme="minorAscii" w:cstheme="minorAscii"/>
@@ -70,7 +179,7 @@
           <w:sz w:val="22"/>
           <w:szCs w:val="22"/>
         </w:rPr>
-        <w:t>Full</w:t>
+        <w:t>Website :</w:t>
       </w:r>
       <w:r>
         <w:rPr>
@@ -81,8 +190,42 @@
           <w:sz w:val="22"/>
           <w:szCs w:val="22"/>
         </w:rPr>
-        <w:t xml:space="preserve"> Stack Developer</w:t>
-      </w:r>
+        <w:t xml:space="preserve"> </w:t>
+      </w:r>
+      <w:hyperlink r:id="R18f4315146eb4ba1">
+        <w:r>
+          <w:rPr>
+            <w:rStyle w:val="Hyperlink"/>
+            <w:b w:val="1"/>
+            <w:bCs w:val="1"/>
+          </w:rPr>
+          <w:t>http://nithya-portfolio.s3-website.us-east-2.amazonaws.com</w:t>
+        </w:r>
+      </w:hyperlink>
+      <w:r>
+        <w:rPr>
+          <w:rFonts w:ascii="Calibri" w:hAnsi="Calibri" w:cs="Calibri" w:asciiTheme="minorAscii" w:hAnsiTheme="minorAscii" w:cstheme="minorAscii"/>
+          <w:b w:val="1"/>
+          <w:bCs w:val="1"/>
+          <w:color w:val="7B7B7B" w:themeColor="accent3" w:themeTint="FF" w:themeShade="BF"/>
+          <w:sz w:val="22"/>
+          <w:szCs w:val="22"/>
+        </w:rPr>
+        <w:t xml:space="preserve"> </w:t>
+      </w:r>
+    </w:p>
+    <w:p xmlns:wp14="http://schemas.microsoft.com/office/word/2010/wordml" wp14:textId="77777777">
+      <w:pPr>
+        <w:pStyle w:val="Default"/>
+        <w:jc w:val="both"/>
+        <w:rPr>
+          <w:rFonts w:asciiTheme="minorHAnsi" w:hAnsiTheme="minorHAnsi" w:cstheme="minorHAnsi"/>
+          <w:noProof/>
+          <w:color w:val="44536A"/>
+          <w:sz w:val="22"/>
+          <w:szCs w:val="22"/>
+        </w:rPr>
+      </w:pPr>
     </w:p>
     <w:p xmlns:wp14="http://schemas.microsoft.com/office/word/2010/wordml" wp14:textId="77777777">
       <w:pPr>
@@ -94,122 +237,14 @@
         <w:rPr>
           <w:rFonts w:asciiTheme="minorHAnsi" w:hAnsiTheme="minorHAnsi" w:cstheme="minorHAnsi"/>
           <w:b/>
-          <w:color w:val="auto"/>
-          <w:sz w:val="22"/>
-          <w:szCs w:val="22"/>
-        </w:rPr>
-      </w:pPr>
-      <w:r>
-        <w:rPr>
-          <w:rFonts w:asciiTheme="minorHAnsi" w:hAnsiTheme="minorHAnsi" w:cstheme="minorHAnsi"/>
-          <w:b/>
-          <w:color w:val="7B7B7B" w:themeColor="accent3" w:themeShade="BF"/>
-          <w:sz w:val="22"/>
-          <w:szCs w:val="22"/>
-        </w:rPr>
-        <w:t>Ph#:</w:t>
-      </w:r>
-      <w:r>
-        <w:rPr>
-          <w:rFonts w:asciiTheme="minorHAnsi" w:hAnsiTheme="minorHAnsi" w:cstheme="minorHAnsi"/>
-          <w:b/>
-          <w:color w:val="7B7B7B" w:themeColor="accent3" w:themeShade="BF"/>
-          <w:sz w:val="22"/>
-          <w:szCs w:val="22"/>
-        </w:rPr>
-        <w:t xml:space="preserve"> </w:t>
-      </w:r>
-      <w:hyperlink w:history="1" r:id="rId7">
-        <w:r>
-          <w:rPr>
-            <w:rStyle w:val="Hyperlink"/>
-            <w:rFonts w:ascii="Arial" w:hAnsi="Arial" w:cs="Arial"/>
-            <w:b/>
-            <w:sz w:val="20"/>
-            <w:szCs w:val="20"/>
-          </w:rPr>
-          <w:t>nithiyaasree2395@gmail.com</w:t>
-        </w:r>
-      </w:hyperlink>
-      <w:r>
-        <w:rPr>
-          <w:rFonts w:ascii="Arial" w:hAnsi="Arial" w:cs="Arial"/>
-          <w:b/>
-          <w:sz w:val="20"/>
-          <w:szCs w:val="20"/>
-        </w:rPr>
-        <w:t xml:space="preserve"> </w:t>
-      </w:r>
-      <w:r>
-        <w:rPr>
-          <w:rFonts w:asciiTheme="minorHAnsi" w:hAnsiTheme="minorHAnsi" w:cstheme="minorHAnsi"/>
-          <w:b/>
-          <w:color w:val="7B7B7B" w:themeColor="accent3" w:themeShade="BF"/>
-          <w:sz w:val="22"/>
-          <w:szCs w:val="22"/>
-        </w:rPr>
-        <w:t xml:space="preserve"> </w:t>
-      </w:r>
-      <w:r>
-        <w:rPr>
-          <w:rFonts w:asciiTheme="minorHAnsi" w:hAnsiTheme="minorHAnsi" w:cstheme="minorHAnsi"/>
-          <w:b/>
-          <w:color w:val="7B7B7B" w:themeColor="accent3" w:themeShade="BF"/>
-          <w:sz w:val="22"/>
-          <w:szCs w:val="22"/>
-        </w:rPr>
-        <w:t xml:space="preserve">| </w:t>
-      </w:r>
-      <w:r>
-        <w:rPr>
-          <w:rFonts w:asciiTheme="minorHAnsi" w:hAnsiTheme="minorHAnsi" w:cstheme="minorHAnsi"/>
-          <w:b/>
-          <w:color w:val="7B7B7B" w:themeColor="accent3" w:themeShade="BF"/>
-          <w:sz w:val="22"/>
-          <w:szCs w:val="22"/>
-        </w:rPr>
-        <w:t>E-Mail id:</w:t>
-      </w:r>
-      <w:r>
-        <w:rPr>
-          <w:rFonts w:ascii="Arial" w:hAnsi="Arial" w:cs="Arial"/>
-          <w:b/>
-          <w:sz w:val="20"/>
-          <w:szCs w:val="20"/>
-        </w:rPr>
-        <w:t xml:space="preserve"> 848-219-6633</w:t>
-      </w:r>
-      <w:r>
-        <w:rPr>
-          <w:rFonts w:asciiTheme="minorHAnsi" w:hAnsiTheme="minorHAnsi" w:cstheme="minorHAnsi"/>
-          <w:b/>
-          <w:color w:val="7B7B7B" w:themeColor="accent3" w:themeShade="BF"/>
-          <w:sz w:val="22"/>
-          <w:szCs w:val="22"/>
-        </w:rPr>
-        <w:t xml:space="preserve"> </w:t>
-      </w:r>
-    </w:p>
-    <w:p xmlns:wp14="http://schemas.microsoft.com/office/word/2010/wordml" wp14:textId="77777777">
-      <w:pPr>
-        <w:pStyle w:val="Default"/>
-        <w:jc w:val="both"/>
-        <w:rPr>
-          <w:rFonts w:asciiTheme="minorHAnsi" w:hAnsiTheme="minorHAnsi" w:cstheme="minorHAnsi"/>
+          <w:bCs/>
           <w:noProof/>
-          <w:color w:val="44536A"/>
-          <w:sz w:val="22"/>
-          <w:szCs w:val="22"/>
-        </w:rPr>
-      </w:pPr>
-    </w:p>
-    <w:p xmlns:wp14="http://schemas.microsoft.com/office/word/2010/wordml" wp14:textId="77777777">
-      <w:pPr>
-        <w:pStyle w:val="Default"/>
-        <w:pBdr>
-          <w:bottom w:val="single" w:color="auto" w:sz="4" w:space="1"/>
-        </w:pBdr>
-        <w:jc w:val="both"/>
+          <w:color w:val="000000" w:themeColor="text1"/>
+          <w:sz w:val="22"/>
+          <w:szCs w:val="22"/>
+        </w:rPr>
+      </w:pPr>
+      <w:r>
         <w:rPr>
           <w:rFonts w:asciiTheme="minorHAnsi" w:hAnsiTheme="minorHAnsi" w:cstheme="minorHAnsi"/>
           <w:b/>
@@ -219,31 +254,20 @@
           <w:sz w:val="22"/>
           <w:szCs w:val="22"/>
         </w:rPr>
-      </w:pPr>
-      <w:r>
-        <w:rPr>
-          <w:rFonts w:asciiTheme="minorHAnsi" w:hAnsiTheme="minorHAnsi" w:cstheme="minorHAnsi"/>
-          <w:b/>
-          <w:bCs/>
+        <w:t>Summary</w:t>
+      </w:r>
+    </w:p>
+    <w:p xmlns:wp14="http://schemas.microsoft.com/office/word/2010/wordml" wp14:textId="77777777">
+      <w:pPr>
+        <w:pStyle w:val="Default"/>
+        <w:jc w:val="both"/>
+        <w:rPr>
+          <w:rFonts w:asciiTheme="minorHAnsi" w:hAnsiTheme="minorHAnsi" w:cstheme="minorHAnsi"/>
           <w:noProof/>
           <w:color w:val="000000" w:themeColor="text1"/>
           <w:sz w:val="22"/>
           <w:szCs w:val="22"/>
         </w:rPr>
-        <w:t>Summary</w:t>
-      </w:r>
-    </w:p>
-    <w:p xmlns:wp14="http://schemas.microsoft.com/office/word/2010/wordml" wp14:textId="77777777">
-      <w:pPr>
-        <w:pStyle w:val="Default"/>
-        <w:jc w:val="both"/>
-        <w:rPr>
-          <w:rFonts w:asciiTheme="minorHAnsi" w:hAnsiTheme="minorHAnsi" w:cstheme="minorHAnsi"/>
-          <w:noProof/>
-          <w:color w:val="000000" w:themeColor="text1"/>
-          <w:sz w:val="22"/>
-          <w:szCs w:val="22"/>
-        </w:rPr>
       </w:pPr>
     </w:p>
     <w:p xmlns:wp14="http://schemas.microsoft.com/office/word/2010/wordml" wp14:textId="77777777">
@@ -251,124 +275,38 @@
         <w:spacing w:after="0" w:line="240" w:lineRule="auto"/>
         <w:jc w:val="both"/>
         <w:rPr>
-          <w:rFonts w:cstheme="minorHAnsi"/>
-        </w:rPr>
-      </w:pPr>
-      <w:r>
-        <w:rPr>
-          <w:rFonts w:cstheme="minorHAnsi"/>
+          <w:rFonts w:cs="Calibri" w:cstheme="minorAscii"/>
+        </w:rPr>
+      </w:pPr>
+      <w:r>
+        <w:rPr>
+          <w:rFonts w:cs="Calibri" w:cstheme="minorAscii"/>
           <w:color w:val="000000"/>
           <w:highlight w:val="white"/>
         </w:rPr>
-        <w:t xml:space="preserve">                                                           </w:t>
-      </w:r>
-      <w:r>
-        <w:rPr>
-          <w:rFonts w:cstheme="minorHAnsi"/>
-          <w:color w:val="000000"/>
-          <w:highlight w:val="white"/>
-        </w:rPr>
-        <w:t xml:space="preserve">Over </w:t>
-      </w:r>
-      <w:r>
-        <w:rPr>
-          <w:rFonts w:cstheme="minorHAnsi"/>
-          <w:color w:val="000000"/>
-          <w:highlight w:val="white"/>
-        </w:rPr>
-        <w:t>8</w:t>
-      </w:r>
-      <w:r>
-        <w:rPr>
-          <w:rFonts w:cstheme="minorHAnsi"/>
-          <w:color w:val="000000"/>
-          <w:highlight w:val="white"/>
-        </w:rPr>
-        <w:t>+ years of IT experience in software design, analysis, development, testing and implementation of secure n-tier client/server web based applications using .NET Framework.</w:t>
-      </w:r>
-      <w:r>
-        <w:rPr>
-          <w:rFonts w:cstheme="minorHAnsi"/>
-        </w:rPr>
-        <w:t xml:space="preserve"> Expertise in implementing applications using .NET</w:t>
-      </w:r>
-      <w:r>
-        <w:rPr>
-          <w:rStyle w:val="rezemp-highlightedfield-highlightedterm"/>
-          <w:rFonts w:cstheme="minorHAnsi"/>
-        </w:rPr>
-        <w:t xml:space="preserve"> Framework</w:t>
-      </w:r>
-      <w:r>
-        <w:rPr>
-          <w:rFonts w:cstheme="minorHAnsi"/>
-        </w:rPr>
-        <w:t xml:space="preserve"> 4.8/4.7/4.6/4.5/4.0, ML.Net, .Net Core and C# as language.</w:t>
-      </w:r>
-      <w:r>
-        <w:rPr>
-          <w:rFonts w:cstheme="minorHAnsi"/>
-          <w:shd w:val="clear" w:color="auto" w:fill="FFFFFF"/>
-        </w:rPr>
-        <w:t xml:space="preserve"> </w:t>
-      </w:r>
-      <w:r>
-        <w:rPr>
-          <w:rFonts w:cstheme="minorHAnsi"/>
-          <w:color w:val="000000"/>
-          <w:shd w:val="clear" w:color="auto" w:fill="FFFFFF"/>
-        </w:rPr>
-        <w:t>Hands on experience implementing model view controller (MVC) architecture with ASP.NET MVC Core Razor views, dependency injection (DI) and Entity Framework (EF Core) according to UI layouts and business requirements.</w:t>
-      </w:r>
-      <w:r>
-        <w:rPr>
-          <w:rFonts w:cstheme="minorHAnsi"/>
-        </w:rPr>
-        <w:t xml:space="preserve"> Hands-on experience integrating Generative AI (</w:t>
-      </w:r>
-      <w:proofErr w:type="spellStart"/>
-      <w:r>
-        <w:rPr>
-          <w:rFonts w:cstheme="minorHAnsi"/>
-        </w:rPr>
-        <w:t>GenAI</w:t>
-      </w:r>
-      <w:proofErr w:type="spellEnd"/>
-      <w:r>
-        <w:rPr>
-          <w:rFonts w:cstheme="minorHAnsi"/>
-        </w:rPr>
-        <w:t>) features into enterprise applications using ML.NET and ASP.NET Core, enabling personalized user experiences and intelligent automation. Proficient in web application development using HTML, CSS3, JavaScript,</w:t>
-      </w:r>
-      <w:r>
-        <w:rPr>
-          <w:rStyle w:val="HTMLTypewriter"/>
-          <w:rFonts w:eastAsia="Batang" w:asciiTheme="minorHAnsi" w:hAnsiTheme="minorHAnsi" w:cstheme="minorHAnsi"/>
-          <w:sz w:val="22"/>
-          <w:szCs w:val="22"/>
-        </w:rPr>
-        <w:t xml:space="preserve"> Angular 18, React, </w:t>
-      </w:r>
-      <w:r>
-        <w:rPr>
-          <w:rFonts w:cstheme="minorHAnsi"/>
-        </w:rPr>
-        <w:t xml:space="preserve">Bootstrap, </w:t>
-      </w:r>
-      <w:proofErr w:type="spellStart"/>
-      <w:r>
-        <w:rPr>
-          <w:rFonts w:cstheme="minorHAnsi"/>
-        </w:rPr>
-        <w:t>jQuery</w:t>
-      </w:r>
-      <w:proofErr w:type="spellEnd"/>
-      <w:r>
-        <w:rPr>
-          <w:rFonts w:cstheme="minorHAnsi"/>
-        </w:rPr>
-        <w:t xml:space="preserve"> and AJAX. Strong Knowledge in End-to-End Software Development Life Cycle, Application Development Methodology (ADM) and Agile Methodologies, ER Diagram.</w:t>
-      </w:r>
+        <w:t xml:space="preserve">                                                        </w:t>
+      </w:r>
+    </w:p>
+    <w:p xmlns:wp14="http://schemas.microsoft.com/office/word/2010/wordml" wp14:textId="6C800C93">
+      <w:pPr>
+        <w:spacing w:after="0" w:line="240" w:lineRule="auto"/>
+        <w:jc w:val="both"/>
+      </w:pPr>
+      <w:r>
+        <w:rPr>
+          <w:rFonts w:cs="Calibri" w:cstheme="minorAscii"/>
+        </w:rPr>
+        <w:t>Over 8+ years of IT experience in software design, analysis, development, testing, and implementation of secure n-tier client/server and web-based applications using .NET Framework. Expertise in implementing applications using .NET Framework 4.8/4.7/4.6/4.5/4.0, ML.NET, .NET Core, and C#. Hands-on experience implementing Model-View-Controller (MVC) architecture with ASP.NET MVC, Core, Razor Views, Dependency Injection (DI), and Entity Framework (EF Core) according to UI layouts and business requirements. Hands-on experience integrating Generative AI (GenAI) features into enterprise applications using ML.NET and ASP.NET Core, enabling personalized user experiences and intelligent automation. Proficient in web application development using HTML, CSS3, JavaScript, Angular 18, React, Bootstrap, jQuery, and AJAX. Experience working with both Microsoft Azure and AWS cloud services, including AWS EC2, S3, and IAM roles for application hosting, secure storage, and access management. Strong knowledge of End-to-End Software Development Life Cycle, Application Development Methodology (ADM), Agile methodologies, and ER diagrams.</w:t>
+      </w:r>
+    </w:p>
+    <w:p>
+      <w:pPr>
+        <w:spacing w:after="0" w:line="240" w:lineRule="auto"/>
+        <w:jc w:val="both"/>
+        <w:rPr>
+          <w:rFonts w:cs="Calibri" w:cstheme="minorAscii"/>
+        </w:rPr>
+      </w:pPr>
     </w:p>
     <w:p xmlns:wp14="http://schemas.microsoft.com/office/word/2010/wordml" wp14:textId="77777777">
       <w:pPr>
@@ -844,20 +782,23 @@
         <w:t>Tools &amp; Platforms:</w:t>
       </w:r>
     </w:p>
-    <w:p xmlns:wp14="http://schemas.microsoft.com/office/word/2010/wordml" wp14:textId="77777777">
+    <w:p xmlns:wp14="http://schemas.microsoft.com/office/word/2010/wordml" wp14:textId="6AA38DC1">
       <w:pPr>
         <w:pStyle w:val="Default"/>
-        <w:jc w:val="both"/>
-        <w:rPr>
-          <w:rFonts w:asciiTheme="minorHAnsi" w:hAnsiTheme="minorHAnsi" w:cstheme="minorHAnsi"/>
-          <w:sz w:val="22"/>
-          <w:szCs w:val="22"/>
-        </w:rPr>
-      </w:pPr>
-      <w:proofErr w:type="gramStart"/>
-      <w:r>
-        <w:rPr>
-          <w:rFonts w:asciiTheme="minorHAnsi" w:hAnsiTheme="minorHAnsi" w:cstheme="minorHAnsi"/>
+        <w:suppressLineNumbers w:val="0"/>
+        <w:bidi w:val="0"/>
+        <w:spacing w:before="0" w:beforeAutospacing="off" w:after="0" w:afterAutospacing="off" w:line="240" w:lineRule="auto"/>
+        <w:ind w:left="0" w:right="0"/>
+        <w:jc w:val="both"/>
+        <w:rPr>
+          <w:rFonts w:ascii="Calibri" w:hAnsi="Calibri" w:cs="Calibri" w:asciiTheme="minorAscii" w:hAnsiTheme="minorAscii" w:cstheme="minorAscii"/>
+          <w:sz w:val="22"/>
+          <w:szCs w:val="22"/>
+        </w:rPr>
+      </w:pPr>
+      <w:r>
+        <w:rPr>
+          <w:rFonts w:ascii="Calibri" w:hAnsi="Calibri" w:cs="Calibri" w:asciiTheme="minorAscii" w:hAnsiTheme="minorAscii" w:cstheme="minorAscii"/>
           <w:sz w:val="22"/>
           <w:szCs w:val="22"/>
         </w:rPr>
@@ -865,7 +806,7 @@
       </w:r>
       <w:r>
         <w:rPr>
-          <w:rFonts w:asciiTheme="minorHAnsi" w:hAnsiTheme="minorHAnsi" w:cstheme="minorHAnsi"/>
+          <w:rFonts w:ascii="Calibri" w:hAnsi="Calibri" w:cs="Calibri" w:asciiTheme="minorAscii" w:hAnsiTheme="minorAscii" w:cstheme="minorAscii"/>
           <w:sz w:val="22"/>
           <w:szCs w:val="22"/>
         </w:rPr>
@@ -873,25 +814,49 @@
       </w:r>
       <w:r>
         <w:rPr>
-          <w:rFonts w:asciiTheme="minorHAnsi" w:hAnsiTheme="minorHAnsi" w:cstheme="minorHAnsi"/>
-          <w:sz w:val="22"/>
-          <w:szCs w:val="22"/>
-        </w:rPr>
-        <w:t xml:space="preserve">, Azure </w:t>
-      </w:r>
-      <w:proofErr w:type="spellStart"/>
-      <w:r>
-        <w:rPr>
-          <w:rFonts w:asciiTheme="minorHAnsi" w:hAnsiTheme="minorHAnsi" w:cstheme="minorHAnsi"/>
+          <w:rFonts w:ascii="Calibri" w:hAnsi="Calibri" w:cs="Calibri" w:asciiTheme="minorAscii" w:hAnsiTheme="minorAscii" w:cstheme="minorAscii"/>
+          <w:sz w:val="22"/>
+          <w:szCs w:val="22"/>
+        </w:rPr>
+        <w:t>,</w:t>
+      </w:r>
+      <w:r>
+        <w:rPr>
+          <w:rFonts w:ascii="Calibri" w:hAnsi="Calibri" w:cs="Calibri" w:asciiTheme="minorAscii" w:hAnsiTheme="minorAscii" w:cstheme="minorAscii"/>
+          <w:b w:val="0"/>
+          <w:bCs w:val="0"/>
+          <w:sz w:val="22"/>
+          <w:szCs w:val="22"/>
+        </w:rPr>
+        <w:t xml:space="preserve"> AWS,</w:t>
+      </w:r>
+      <w:r>
+        <w:rPr>
+          <w:rFonts w:ascii="Calibri" w:hAnsi="Calibri" w:cs="Calibri" w:asciiTheme="minorAscii" w:hAnsiTheme="minorAscii" w:cstheme="minorAscii"/>
+          <w:sz w:val="22"/>
+          <w:szCs w:val="22"/>
+        </w:rPr>
+        <w:t>,</w:t>
+      </w:r>
+      <w:r>
+        <w:rPr>
+          <w:rFonts w:ascii="Calibri" w:hAnsi="Calibri" w:cs="Calibri" w:asciiTheme="minorAscii" w:hAnsiTheme="minorAscii" w:cstheme="minorAscii"/>
+          <w:sz w:val="22"/>
+          <w:szCs w:val="22"/>
+        </w:rPr>
+        <w:t xml:space="preserve"> Azure </w:t>
+      </w:r>
+      <w:r>
+        <w:rPr>
+          <w:rFonts w:ascii="Calibri" w:hAnsi="Calibri" w:cs="Calibri" w:asciiTheme="minorAscii" w:hAnsiTheme="minorAscii" w:cstheme="minorAscii"/>
           <w:sz w:val="22"/>
           <w:szCs w:val="22"/>
         </w:rPr>
         <w:t>DevOps</w:t>
       </w:r>
-      <w:proofErr w:type="spellEnd"/>
-      <w:r>
-        <w:rPr>
-          <w:rFonts w:asciiTheme="minorHAnsi" w:hAnsiTheme="minorHAnsi" w:cstheme="minorHAnsi"/>
+      <w:r>
+        <w:rPr>
+          <w:rFonts w:ascii="Calibri" w:hAnsi="Calibri" w:cs="Calibri" w:asciiTheme="minorAscii" w:hAnsiTheme="minorAscii" w:cstheme="minorAscii"/>
           <w:sz w:val="22"/>
           <w:szCs w:val="22"/>
         </w:rPr>
@@ -899,43 +864,39 @@
       </w:r>
       <w:r>
         <w:rPr>
-          <w:rFonts w:asciiTheme="minorHAnsi" w:hAnsiTheme="minorHAnsi" w:cstheme="minorHAnsi"/>
+          <w:rFonts w:ascii="Calibri" w:hAnsi="Calibri" w:cs="Calibri" w:asciiTheme="minorAscii" w:hAnsiTheme="minorAscii" w:cstheme="minorAscii"/>
           <w:sz w:val="22"/>
           <w:szCs w:val="22"/>
         </w:rPr>
         <w:t xml:space="preserve">CI/CD, </w:t>
       </w:r>
-      <w:proofErr w:type="spellStart"/>
-      <w:r>
-        <w:rPr>
-          <w:rFonts w:asciiTheme="minorHAnsi" w:hAnsiTheme="minorHAnsi" w:cstheme="minorHAnsi"/>
+      <w:r>
+        <w:rPr>
+          <w:rFonts w:ascii="Calibri" w:hAnsi="Calibri" w:cs="Calibri" w:asciiTheme="minorAscii" w:hAnsiTheme="minorAscii" w:cstheme="minorAscii"/>
           <w:sz w:val="22"/>
           <w:szCs w:val="22"/>
         </w:rPr>
         <w:t>Docker</w:t>
       </w:r>
-      <w:proofErr w:type="spellEnd"/>
-      <w:r>
-        <w:rPr>
-          <w:rFonts w:asciiTheme="minorHAnsi" w:hAnsiTheme="minorHAnsi" w:cstheme="minorHAnsi"/>
+      <w:r>
+        <w:rPr>
+          <w:rFonts w:ascii="Calibri" w:hAnsi="Calibri" w:cs="Calibri" w:asciiTheme="minorAscii" w:hAnsiTheme="minorAscii" w:cstheme="minorAscii"/>
           <w:sz w:val="22"/>
           <w:szCs w:val="22"/>
         </w:rPr>
         <w:t xml:space="preserve">, </w:t>
       </w:r>
-      <w:proofErr w:type="spellStart"/>
-      <w:r>
-        <w:rPr>
-          <w:rFonts w:asciiTheme="minorHAnsi" w:hAnsiTheme="minorHAnsi" w:cstheme="minorHAnsi"/>
+      <w:r>
+        <w:rPr>
+          <w:rFonts w:ascii="Calibri" w:hAnsi="Calibri" w:cs="Calibri" w:asciiTheme="minorAscii" w:hAnsiTheme="minorAscii" w:cstheme="minorAscii"/>
           <w:sz w:val="22"/>
           <w:szCs w:val="22"/>
         </w:rPr>
         <w:t>GenAI</w:t>
       </w:r>
-      <w:proofErr w:type="spellEnd"/>
-      <w:r>
-        <w:rPr>
-          <w:rFonts w:asciiTheme="minorHAnsi" w:hAnsiTheme="minorHAnsi" w:cstheme="minorHAnsi"/>
+      <w:r>
+        <w:rPr>
+          <w:rFonts w:ascii="Calibri" w:hAnsi="Calibri" w:cs="Calibri" w:asciiTheme="minorAscii" w:hAnsiTheme="minorAscii" w:cstheme="minorAscii"/>
           <w:sz w:val="22"/>
           <w:szCs w:val="22"/>
         </w:rPr>
@@ -943,7 +904,7 @@
       </w:r>
       <w:r>
         <w:rPr>
-          <w:rFonts w:asciiTheme="minorHAnsi" w:hAnsiTheme="minorHAnsi" w:cstheme="minorHAnsi"/>
+          <w:rFonts w:ascii="Calibri" w:hAnsi="Calibri" w:cs="Calibri" w:asciiTheme="minorAscii" w:hAnsiTheme="minorAscii" w:cstheme="minorAscii"/>
           <w:sz w:val="22"/>
           <w:szCs w:val="22"/>
         </w:rPr>
@@ -951,49 +912,44 @@
       </w:r>
       <w:r>
         <w:rPr>
-          <w:rFonts w:asciiTheme="minorHAnsi" w:hAnsiTheme="minorHAnsi" w:cstheme="minorHAnsi"/>
+          <w:rFonts w:ascii="Calibri" w:hAnsi="Calibri" w:cs="Calibri" w:asciiTheme="minorAscii" w:hAnsiTheme="minorAscii" w:cstheme="minorAscii"/>
           <w:sz w:val="22"/>
           <w:szCs w:val="22"/>
         </w:rPr>
         <w:t xml:space="preserve">Tortoise SVN, TFS, </w:t>
       </w:r>
-      <w:proofErr w:type="spellStart"/>
-      <w:r>
-        <w:rPr>
-          <w:rFonts w:asciiTheme="minorHAnsi" w:hAnsiTheme="minorHAnsi" w:cstheme="minorHAnsi"/>
+      <w:r>
+        <w:rPr>
+          <w:rFonts w:ascii="Calibri" w:hAnsi="Calibri" w:cs="Calibri" w:asciiTheme="minorAscii" w:hAnsiTheme="minorAscii" w:cstheme="minorAscii"/>
           <w:sz w:val="22"/>
           <w:szCs w:val="22"/>
         </w:rPr>
         <w:t>Jira</w:t>
       </w:r>
-      <w:proofErr w:type="spellEnd"/>
-      <w:r>
-        <w:rPr>
-          <w:rFonts w:asciiTheme="minorHAnsi" w:hAnsiTheme="minorHAnsi" w:cstheme="minorHAnsi"/>
+      <w:r>
+        <w:rPr>
+          <w:rFonts w:ascii="Calibri" w:hAnsi="Calibri" w:cs="Calibri" w:asciiTheme="minorAscii" w:hAnsiTheme="minorAscii" w:cstheme="minorAscii"/>
           <w:sz w:val="22"/>
           <w:szCs w:val="22"/>
         </w:rPr>
         <w:t xml:space="preserve">, </w:t>
       </w:r>
-      <w:proofErr w:type="spellStart"/>
-      <w:r>
-        <w:rPr>
-          <w:rFonts w:asciiTheme="minorHAnsi" w:hAnsiTheme="minorHAnsi" w:cstheme="minorHAnsi"/>
+      <w:r>
+        <w:rPr>
+          <w:rFonts w:ascii="Calibri" w:hAnsi="Calibri" w:cs="Calibri" w:asciiTheme="minorAscii" w:hAnsiTheme="minorAscii" w:cstheme="minorAscii"/>
           <w:sz w:val="22"/>
           <w:szCs w:val="22"/>
         </w:rPr>
         <w:t>NuGet</w:t>
       </w:r>
-      <w:proofErr w:type="spellEnd"/>
-      <w:r>
-        <w:rPr>
-          <w:rFonts w:asciiTheme="minorHAnsi" w:hAnsiTheme="minorHAnsi" w:cstheme="minorHAnsi"/>
+      <w:r>
+        <w:rPr>
+          <w:rFonts w:ascii="Calibri" w:hAnsi="Calibri" w:cs="Calibri" w:asciiTheme="minorAscii" w:hAnsiTheme="minorAscii" w:cstheme="minorAscii"/>
           <w:sz w:val="22"/>
           <w:szCs w:val="22"/>
         </w:rPr>
         <w:t>.</w:t>
       </w:r>
-      <w:proofErr w:type="gramEnd"/>
     </w:p>
     <w:p xmlns:wp14="http://schemas.microsoft.com/office/word/2010/wordml" wp14:textId="77777777">
       <w:pPr>
@@ -3044,368 +3000,216 @@
       </w:pPr>
       <w:r>
         <w:rPr>
-          <w:rFonts w:cstheme="minorHAnsi"/>
-          <w:b/>
+          <w:rFonts w:cs="Calibri" w:cstheme="minorAscii"/>
+          <w:b w:val="1"/>
+          <w:bCs w:val="1"/>
         </w:rPr>
         <w:t>Key Responsibilities:</w:t>
       </w:r>
     </w:p>
-    <w:p xmlns:wp14="http://schemas.microsoft.com/office/word/2010/wordml" wp14:textId="77777777">
+    <w:p>
       <w:pPr>
         <w:pStyle w:val="ListParagraph"/>
         <w:numPr>
           <w:ilvl w:val="0"/>
           <w:numId w:val="2"/>
         </w:numPr>
-        <w:spacing w:after="0" w:line="240" w:lineRule="auto"/>
-        <w:jc w:val="both"/>
-        <w:rPr>
-          <w:rFonts w:cstheme="minorHAnsi"/>
-        </w:rPr>
-      </w:pPr>
-      <w:r>
-        <w:rPr>
-          <w:rFonts w:cstheme="minorHAnsi"/>
-        </w:rPr>
-        <w:t>Developed web applications using Microsoft .NET Framework 3.5, C#, ASP.NET, LINQ, and SQL Server, ensuring responsive and interactive functionality aligned with user needs.</w:t>
-      </w:r>
-    </w:p>
-    <w:p xmlns:wp14="http://schemas.microsoft.com/office/word/2010/wordml" wp14:textId="77777777">
+        <w:rPr>
+          <w:sz w:val="22"/>
+          <w:szCs w:val="22"/>
+        </w:rPr>
+      </w:pPr>
+      <w:r>
+        <w:rPr>
+          <w:sz w:val="22"/>
+          <w:szCs w:val="22"/>
+        </w:rPr>
+        <w:t>Developed web applications using C#, ASP.NET, .NET Framework, LINQ, SQL Server, and Entity Framework, ensuring responsive and interactive functionality.</w:t>
+      </w:r>
+    </w:p>
+    <w:p>
       <w:pPr>
         <w:pStyle w:val="ListParagraph"/>
         <w:numPr>
           <w:ilvl w:val="0"/>
           <w:numId w:val="2"/>
         </w:numPr>
-        <w:spacing w:after="0" w:line="240" w:lineRule="auto"/>
-        <w:jc w:val="both"/>
-        <w:rPr>
-          <w:rFonts w:cstheme="minorHAnsi"/>
-        </w:rPr>
-      </w:pPr>
-      <w:r>
-        <w:rPr>
-          <w:rFonts w:cstheme="minorHAnsi"/>
-        </w:rPr>
-        <w:t>Developed Windows forms using C# .NET for the purpose of high degree of interactivity.</w:t>
-      </w:r>
-      <w:r>
-        <w:rPr>
-          <w:rFonts w:cstheme="minorHAnsi"/>
-          <w:shd w:val="clear" w:color="auto" w:fill="FFFFFF"/>
-        </w:rPr>
-        <w:t xml:space="preserve"> </w:t>
-      </w:r>
-    </w:p>
-    <w:p xmlns:wp14="http://schemas.microsoft.com/office/word/2010/wordml" wp14:textId="77777777">
-      <w:pPr>
-        <w:numPr>
-          <w:ilvl w:val="0"/>
-          <w:numId w:val="2"/>
-        </w:numPr>
-        <w:spacing w:after="0" w:line="240" w:lineRule="auto"/>
-        <w:jc w:val="both"/>
-        <w:rPr>
-          <w:rFonts w:cstheme="minorHAnsi"/>
-        </w:rPr>
-      </w:pPr>
-      <w:r>
-        <w:rPr>
-          <w:rFonts w:cstheme="minorHAnsi"/>
-        </w:rPr>
-        <w:t>Developed ASP.NET caching features, configuring ASP.NET optimizations, securing ASP.NET web application.</w:t>
-      </w:r>
-      <w:r>
-        <w:rPr>
-          <w:rFonts w:eastAsia="Arial Unicode MS" w:cstheme="minorHAnsi"/>
-          <w:shd w:val="clear" w:color="auto" w:fill="FFFFFF"/>
-        </w:rPr>
-        <w:t xml:space="preserve">  </w:t>
-      </w:r>
-    </w:p>
-    <w:p xmlns:wp14="http://schemas.microsoft.com/office/word/2010/wordml" wp14:textId="77777777">
+        <w:rPr>
+          <w:sz w:val="22"/>
+          <w:szCs w:val="22"/>
+        </w:rPr>
+      </w:pPr>
+      <w:r>
+        <w:rPr/>
+        <w:t>Developed Windows Forms applications using C# and .NET to create interactive and user-friendly desktop applications.</w:t>
+      </w:r>
+    </w:p>
+    <w:p>
       <w:pPr>
         <w:pStyle w:val="ListParagraph"/>
         <w:numPr>
           <w:ilvl w:val="0"/>
           <w:numId w:val="2"/>
         </w:numPr>
-        <w:spacing w:after="0" w:line="240" w:lineRule="auto"/>
-        <w:jc w:val="both"/>
-        <w:rPr>
-          <w:rFonts w:cstheme="minorHAnsi"/>
-        </w:rPr>
-      </w:pPr>
-      <w:r>
-        <w:rPr>
-          <w:rFonts w:cstheme="minorHAnsi"/>
-        </w:rPr>
-        <w:t xml:space="preserve">Used .NET Web API framework to create a </w:t>
-      </w:r>
-      <w:proofErr w:type="spellStart"/>
-      <w:r>
-        <w:rPr>
-          <w:rFonts w:cstheme="minorHAnsi"/>
-        </w:rPr>
-        <w:t>RESTful</w:t>
-      </w:r>
-      <w:proofErr w:type="spellEnd"/>
-      <w:r>
-        <w:rPr>
-          <w:rFonts w:cstheme="minorHAnsi"/>
-        </w:rPr>
-        <w:t xml:space="preserve"> APIs and Dapper to fetch data from our database.</w:t>
-      </w:r>
-      <w:r>
-        <w:rPr>
-          <w:rFonts w:cstheme="minorHAnsi"/>
-          <w:shd w:val="clear" w:color="auto" w:fill="FFFFFF"/>
-        </w:rPr>
-        <w:t xml:space="preserve"> </w:t>
-      </w:r>
-    </w:p>
-    <w:p xmlns:wp14="http://schemas.microsoft.com/office/word/2010/wordml" wp14:textId="77777777">
+        <w:rPr>
+          <w:sz w:val="22"/>
+          <w:szCs w:val="22"/>
+        </w:rPr>
+      </w:pPr>
+      <w:r>
+        <w:rPr/>
+        <w:t>Developed and maintained ASP.NET MVC applications and implemented caching, security, and performance optimization features.</w:t>
+      </w:r>
+    </w:p>
+    <w:p>
       <w:pPr>
         <w:pStyle w:val="ListParagraph"/>
         <w:numPr>
           <w:ilvl w:val="0"/>
           <w:numId w:val="2"/>
         </w:numPr>
-        <w:spacing w:after="0" w:line="240" w:lineRule="auto"/>
-        <w:jc w:val="both"/>
-        <w:rPr>
-          <w:rFonts w:cstheme="minorHAnsi"/>
-        </w:rPr>
-      </w:pPr>
-      <w:r>
-        <w:rPr>
-          <w:rFonts w:cstheme="minorHAnsi"/>
-          <w:shd w:val="clear" w:color="auto" w:fill="FFFFFF"/>
-        </w:rPr>
-        <w:t xml:space="preserve">Worked on Client-side validations using Java Script, </w:t>
-      </w:r>
-      <w:proofErr w:type="spellStart"/>
-      <w:r>
-        <w:rPr>
-          <w:rFonts w:cstheme="minorHAnsi"/>
-          <w:shd w:val="clear" w:color="auto" w:fill="FFFFFF"/>
-        </w:rPr>
-        <w:t>jQuery</w:t>
-      </w:r>
-      <w:proofErr w:type="spellEnd"/>
-      <w:r>
-        <w:rPr>
-          <w:rFonts w:cstheme="minorHAnsi"/>
-          <w:shd w:val="clear" w:color="auto" w:fill="FFFFFF"/>
-        </w:rPr>
-        <w:t>, and CSS3 for validation issues.</w:t>
-      </w:r>
-    </w:p>
-    <w:p xmlns:wp14="http://schemas.microsoft.com/office/word/2010/wordml" wp14:textId="77777777">
+        <w:rPr>
+          <w:sz w:val="22"/>
+          <w:szCs w:val="22"/>
+        </w:rPr>
+      </w:pPr>
+      <w:r>
+        <w:rPr/>
+        <w:t>Created RESTful APIs using .NET Web API and used Dapper and Entity Framework for efficient database access and data management.</w:t>
+      </w:r>
+    </w:p>
+    <w:p>
       <w:pPr>
         <w:pStyle w:val="ListParagraph"/>
         <w:numPr>
           <w:ilvl w:val="0"/>
           <w:numId w:val="2"/>
         </w:numPr>
-        <w:spacing w:after="0" w:line="240" w:lineRule="auto"/>
-        <w:jc w:val="both"/>
-        <w:rPr>
-          <w:rFonts w:cstheme="minorHAnsi"/>
-        </w:rPr>
-      </w:pPr>
-      <w:r>
-        <w:rPr>
-          <w:rFonts w:eastAsia="Arial Unicode MS" w:cstheme="minorHAnsi"/>
-          <w:shd w:val="clear" w:color="auto" w:fill="FFFFFF"/>
-        </w:rPr>
-        <w:t>Worked on UI layer using HTML5, CSS3 to build rich, flexible and user interactive web pages. </w:t>
-      </w:r>
-    </w:p>
-    <w:p xmlns:wp14="http://schemas.microsoft.com/office/word/2010/wordml" wp14:textId="77777777">
+        <w:rPr>
+          <w:sz w:val="22"/>
+          <w:szCs w:val="22"/>
+        </w:rPr>
+      </w:pPr>
+      <w:r>
+        <w:rPr/>
+        <w:t>Developed responsive and interactive user interfaces using Angular 10, HTML5, CSS3, JavaScript, jQuery, AJAX, and JSON.</w:t>
+      </w:r>
+    </w:p>
+    <w:p>
       <w:pPr>
         <w:pStyle w:val="ListParagraph"/>
         <w:numPr>
           <w:ilvl w:val="0"/>
           <w:numId w:val="2"/>
         </w:numPr>
-        <w:spacing w:after="0" w:line="240" w:lineRule="auto"/>
-        <w:jc w:val="both"/>
-        <w:rPr>
-          <w:rFonts w:cstheme="minorHAnsi"/>
-        </w:rPr>
-      </w:pPr>
-      <w:r>
-        <w:rPr>
-          <w:rFonts w:cstheme="minorHAnsi"/>
-        </w:rPr>
-        <w:t>Implemented Angular 10 formats view results using various controls and filters.</w:t>
-      </w:r>
-    </w:p>
-    <w:p xmlns:wp14="http://schemas.microsoft.com/office/word/2010/wordml" wp14:textId="77777777">
-      <w:pPr>
-        <w:numPr>
-          <w:ilvl w:val="0"/>
-          <w:numId w:val="2"/>
-        </w:numPr>
-        <w:spacing w:after="0" w:line="240" w:lineRule="auto"/>
-        <w:jc w:val="both"/>
-        <w:textAlignment w:val="baseline"/>
-        <w:rPr>
-          <w:rFonts w:cstheme="minorHAnsi"/>
-        </w:rPr>
-      </w:pPr>
-      <w:r>
-        <w:rPr>
-          <w:rFonts w:cstheme="minorHAnsi"/>
-        </w:rPr>
-        <w:t xml:space="preserve">Provided seamless user experience by utilizing </w:t>
-      </w:r>
-      <w:proofErr w:type="spellStart"/>
-      <w:r>
-        <w:rPr>
-          <w:rFonts w:cstheme="minorHAnsi"/>
-        </w:rPr>
-        <w:t>jQuery</w:t>
-      </w:r>
-      <w:proofErr w:type="spellEnd"/>
-      <w:r>
-        <w:rPr>
-          <w:rFonts w:cstheme="minorHAnsi"/>
-        </w:rPr>
-        <w:t>, AJAX and JSON to communicate with ASP.NET WCF web services and handlers without disrupting usage.</w:t>
-      </w:r>
-    </w:p>
-    <w:p xmlns:wp14="http://schemas.microsoft.com/office/word/2010/wordml" wp14:textId="77777777">
+        <w:rPr>
+          <w:sz w:val="22"/>
+          <w:szCs w:val="22"/>
+        </w:rPr>
+      </w:pPr>
+      <w:r>
+        <w:rPr/>
+        <w:t>Designed and implemented SQL Server database objects, including tables, views, functions, and T-SQL stored procedures for efficient data management.</w:t>
+      </w:r>
+    </w:p>
+    <w:p>
       <w:pPr>
         <w:pStyle w:val="ListParagraph"/>
         <w:numPr>
           <w:ilvl w:val="0"/>
           <w:numId w:val="2"/>
         </w:numPr>
-        <w:spacing w:after="0" w:line="240" w:lineRule="auto"/>
-        <w:jc w:val="both"/>
-        <w:rPr>
-          <w:rFonts w:cstheme="minorHAnsi"/>
-        </w:rPr>
-      </w:pPr>
-      <w:r>
-        <w:rPr>
-          <w:rFonts w:cstheme="minorHAnsi"/>
-          <w:shd w:val="clear" w:color="auto" w:fill="FFFFFF"/>
-        </w:rPr>
-        <w:t>Used .NET framework for coding business logic and database logic using Entity Framework.</w:t>
-      </w:r>
-    </w:p>
-    <w:p xmlns:wp14="http://schemas.microsoft.com/office/word/2010/wordml" wp14:textId="77777777">
+        <w:rPr>
+          <w:sz w:val="22"/>
+          <w:szCs w:val="22"/>
+        </w:rPr>
+      </w:pPr>
+      <w:r>
+        <w:rPr/>
+        <w:t>Created and optimized stored procedures to retrieve and manipulate data from multiple related tables.</w:t>
+      </w:r>
+    </w:p>
+    <w:p>
       <w:pPr>
         <w:pStyle w:val="ListParagraph"/>
         <w:numPr>
           <w:ilvl w:val="0"/>
           <w:numId w:val="2"/>
         </w:numPr>
-        <w:spacing w:after="0" w:line="240" w:lineRule="auto"/>
-        <w:jc w:val="both"/>
-        <w:rPr>
-          <w:rFonts w:cstheme="minorHAnsi"/>
-          <w:shd w:val="clear" w:color="auto" w:fill="FFFFFF"/>
-        </w:rPr>
-      </w:pPr>
-      <w:r>
-        <w:rPr>
-          <w:rFonts w:cstheme="minorHAnsi"/>
-        </w:rPr>
-        <w:t>Developed, Deployed and maintained ASP.NET MVC Applications. Including .NET framework.</w:t>
-      </w:r>
-    </w:p>
-    <w:p xmlns:wp14="http://schemas.microsoft.com/office/word/2010/wordml" wp14:textId="77777777">
+        <w:rPr>
+          <w:sz w:val="22"/>
+          <w:szCs w:val="22"/>
+        </w:rPr>
+      </w:pPr>
+      <w:r>
+        <w:rPr/>
+        <w:t>Utilized LINQ to SQL, LINQ to XML, and LINQ to Objects for efficient querying and data manipulation.</w:t>
+      </w:r>
+    </w:p>
+    <w:p>
       <w:pPr>
         <w:pStyle w:val="ListParagraph"/>
         <w:numPr>
           <w:ilvl w:val="0"/>
           <w:numId w:val="2"/>
         </w:numPr>
-        <w:spacing w:after="0" w:line="240" w:lineRule="auto"/>
-        <w:jc w:val="both"/>
-        <w:rPr>
-          <w:rFonts w:cstheme="minorHAnsi"/>
-        </w:rPr>
-      </w:pPr>
-      <w:r>
-        <w:rPr>
-          <w:rFonts w:cstheme="minorHAnsi"/>
-        </w:rPr>
-        <w:t>Designed and implemented complex database objects including tables, views, functions, and T-SQL stored procedures to manage and retrieve structured educational content and user activity data.</w:t>
-      </w:r>
-    </w:p>
-    <w:p xmlns:wp14="http://schemas.microsoft.com/office/word/2010/wordml" wp14:textId="77777777">
+        <w:rPr>
+          <w:sz w:val="22"/>
+          <w:szCs w:val="22"/>
+        </w:rPr>
+      </w:pPr>
+      <w:r>
+        <w:rPr/>
+        <w:t>Worked with AWS services, including Amazon EC2 for application hosting and Amazon S3 for secure file storage and retrieval.</w:t>
+      </w:r>
+    </w:p>
+    <w:p>
       <w:pPr>
         <w:pStyle w:val="ListParagraph"/>
         <w:numPr>
           <w:ilvl w:val="0"/>
           <w:numId w:val="2"/>
         </w:numPr>
-        <w:spacing w:after="0" w:line="240" w:lineRule="auto"/>
-        <w:jc w:val="both"/>
-        <w:rPr>
-          <w:rFonts w:cstheme="minorHAnsi"/>
-        </w:rPr>
-      </w:pPr>
-      <w:r>
-        <w:rPr>
-          <w:rFonts w:cstheme="minorHAnsi"/>
-        </w:rPr>
-        <w:t>Created advanced stored procedures to fetch and manipulate data from multiple related tables, optimizing performance and reliability.</w:t>
-      </w:r>
-    </w:p>
-    <w:p xmlns:wp14="http://schemas.microsoft.com/office/word/2010/wordml" wp14:textId="77777777">
+        <w:rPr>
+          <w:sz w:val="22"/>
+          <w:szCs w:val="22"/>
+        </w:rPr>
+      </w:pPr>
+      <w:r>
+        <w:rPr/>
+        <w:t>Configured AWS IAM roles and permissions to provide secure and controlled access to AWS resources, including EC2 and S3.</w:t>
+      </w:r>
+    </w:p>
+    <w:p>
       <w:pPr>
         <w:pStyle w:val="ListParagraph"/>
         <w:numPr>
           <w:ilvl w:val="0"/>
           <w:numId w:val="2"/>
         </w:numPr>
-        <w:spacing w:after="0" w:line="240" w:lineRule="auto"/>
-        <w:jc w:val="both"/>
-        <w:rPr>
-          <w:rFonts w:cstheme="minorHAnsi"/>
-        </w:rPr>
-      </w:pPr>
-      <w:r>
-        <w:rPr>
-          <w:rFonts w:cstheme="minorHAnsi"/>
-        </w:rPr>
-        <w:t>Utilized LINQ to SQL, LINQ to XML, and LINQ to Objects to enable efficient querying and manipulation of data within the application.</w:t>
-      </w:r>
-    </w:p>
-    <w:p xmlns:wp14="http://schemas.microsoft.com/office/word/2010/wordml" wp14:textId="77777777">
+        <w:rPr>
+          <w:sz w:val="22"/>
+          <w:szCs w:val="22"/>
+        </w:rPr>
+      </w:pPr>
+      <w:r>
+        <w:rPr/>
+        <w:t>Participated in daily and weekly team meetings to discuss application development, code changes, and project requirements.</w:t>
+      </w:r>
+    </w:p>
+    <w:p>
       <w:pPr>
         <w:pStyle w:val="ListParagraph"/>
-        <w:numPr>
-          <w:ilvl w:val="0"/>
-          <w:numId w:val="2"/>
-        </w:numPr>
         <w:pBdr>
-          <w:bottom w:val="single" w:color="auto" w:sz="4" w:space="1"/>
+          <w:bottom w:val="single" w:color="FF000000" w:sz="4" w:space="1"/>
         </w:pBdr>
         <w:spacing w:after="0" w:line="240" w:lineRule="auto"/>
-        <w:jc w:val="both"/>
-        <w:rPr>
-          <w:rFonts w:cstheme="minorHAnsi"/>
-        </w:rPr>
-      </w:pPr>
-      <w:r>
-        <w:rPr>
-          <w:rFonts w:cstheme="minorHAnsi"/>
-        </w:rPr>
-        <w:t>Involved in daily and weekly meetings to discuss various aspects of the code related to individual modules</w:t>
-      </w:r>
-      <w:r>
-        <w:rPr>
-          <w:rFonts w:cstheme="minorHAnsi"/>
-        </w:rPr>
-        <w:t>.</w:t>
-      </w:r>
+        <w:ind w:left="720"/>
+        <w:jc w:val="both"/>
+        <w:rPr>
+          <w:rFonts w:cs="Calibri" w:cstheme="minorAscii"/>
+        </w:rPr>
+      </w:pPr>
     </w:p>
     <w:p xmlns:wp14="http://schemas.microsoft.com/office/word/2010/wordml" wp14:textId="77777777">
       <w:pPr>
@@ -4211,7 +4015,7 @@
       </w:pPr>
       <w:r>
         <w:rPr>
-          <w:rFonts w:asciiTheme="minorHAnsi" w:hAnsiTheme="minorHAnsi" w:cstheme="minorHAnsi"/>
+          <w:rFonts w:ascii="Calibri" w:hAnsi="Calibri" w:cs="Calibri" w:asciiTheme="minorAscii" w:hAnsiTheme="minorAscii" w:cstheme="minorAscii"/>
           <w:color w:val="auto"/>
           <w:sz w:val="22"/>
           <w:szCs w:val="22"/>
@@ -4221,7 +4025,7 @@
       <w:proofErr w:type="spellStart"/>
       <w:r>
         <w:rPr>
-          <w:rFonts w:asciiTheme="minorHAnsi" w:hAnsiTheme="minorHAnsi" w:cstheme="minorHAnsi"/>
+          <w:rFonts w:ascii="Calibri" w:hAnsi="Calibri" w:cs="Calibri" w:asciiTheme="minorAscii" w:hAnsiTheme="minorAscii" w:cstheme="minorAscii"/>
           <w:color w:val="auto"/>
           <w:sz w:val="22"/>
           <w:szCs w:val="22"/>
@@ -4231,7 +4035,7 @@
       <w:proofErr w:type="spellEnd"/>
       <w:r>
         <w:rPr>
-          <w:rFonts w:asciiTheme="minorHAnsi" w:hAnsiTheme="minorHAnsi" w:cstheme="minorHAnsi"/>
+          <w:rFonts w:ascii="Calibri" w:hAnsi="Calibri" w:cs="Calibri" w:asciiTheme="minorAscii" w:hAnsiTheme="minorAscii" w:cstheme="minorAscii"/>
           <w:color w:val="auto"/>
           <w:sz w:val="22"/>
           <w:szCs w:val="22"/>
@@ -4241,7 +4045,7 @@
       <w:proofErr w:type="spellStart"/>
       <w:r>
         <w:rPr>
-          <w:rFonts w:asciiTheme="minorHAnsi" w:hAnsiTheme="minorHAnsi" w:cstheme="minorHAnsi"/>
+          <w:rFonts w:ascii="Calibri" w:hAnsi="Calibri" w:cs="Calibri" w:asciiTheme="minorAscii" w:hAnsiTheme="minorAscii" w:cstheme="minorAscii"/>
           <w:color w:val="auto"/>
           <w:sz w:val="22"/>
           <w:szCs w:val="22"/>
@@ -4251,7 +4055,7 @@
       <w:proofErr w:type="spellEnd"/>
       <w:r>
         <w:rPr>
-          <w:rFonts w:asciiTheme="minorHAnsi" w:hAnsiTheme="minorHAnsi" w:cstheme="minorHAnsi"/>
+          <w:rFonts w:ascii="Calibri" w:hAnsi="Calibri" w:cs="Calibri" w:asciiTheme="minorAscii" w:hAnsiTheme="minorAscii" w:cstheme="minorAscii"/>
           <w:color w:val="auto"/>
           <w:sz w:val="22"/>
           <w:szCs w:val="22"/>
@@ -4259,16 +4063,218 @@
         <w:t>.</w:t>
       </w:r>
     </w:p>
-    <w:p xmlns:wp14="http://schemas.microsoft.com/office/word/2010/wordml" wp14:textId="77777777">
+    <w:p>
+      <w:pPr>
+        <w:pStyle w:val="Default"/>
+        <w:jc w:val="both"/>
+        <w:rPr>
+          <w:rFonts w:ascii="Calibri" w:hAnsi="Calibri" w:cs="Calibri" w:asciiTheme="minorAscii" w:hAnsiTheme="minorAscii" w:cstheme="minorAscii"/>
+          <w:b w:val="1"/>
+          <w:bCs w:val="1"/>
+          <w:noProof/>
+          <w:color w:val="000000" w:themeColor="text1" w:themeTint="FF" w:themeShade="FF"/>
+          <w:sz w:val="22"/>
+          <w:szCs w:val="22"/>
+        </w:rPr>
+      </w:pPr>
+    </w:p>
+    <w:p>
+      <w:pPr>
+        <w:pStyle w:val="Default"/>
+        <w:suppressLineNumbers w:val="0"/>
+        <w:bidi w:val="0"/>
+        <w:spacing w:before="0" w:beforeAutospacing="off" w:after="0" w:afterAutospacing="off" w:line="240" w:lineRule="auto"/>
+        <w:ind w:right="0"/>
+        <w:jc w:val="both"/>
+      </w:pPr>
+      <w:r>
+        <w:rPr>
+          <w:rFonts w:ascii="Calibri" w:hAnsi="Calibri" w:cs="Calibri" w:asciiTheme="minorAscii" w:hAnsiTheme="minorAscii" w:cstheme="minorAscii"/>
+          <w:b w:val="1"/>
+          <w:bCs w:val="1"/>
+          <w:noProof/>
+          <w:color w:val="000000" w:themeColor="text1" w:themeTint="FF" w:themeShade="FF"/>
+          <w:sz w:val="22"/>
+          <w:szCs w:val="22"/>
+        </w:rPr>
+        <w:t>Education</w:t>
+      </w:r>
+    </w:p>
+    <w:p>
+      <w:pPr>
+        <w:pStyle w:val="Default"/>
+        <w:numPr>
+          <w:ilvl w:val="0"/>
+          <w:numId w:val="26"/>
+        </w:numPr>
+        <w:suppressLineNumbers w:val="0"/>
+        <w:bidi w:val="0"/>
+        <w:spacing w:before="0" w:beforeAutospacing="off" w:after="0" w:afterAutospacing="off" w:line="240" w:lineRule="auto"/>
+        <w:ind w:right="0"/>
+        <w:jc w:val="both"/>
+        <w:rPr>
+          <w:noProof w:val="0"/>
+          <w:lang w:val="en-US"/>
+        </w:rPr>
+      </w:pPr>
+      <w:r>
+        <w:rPr>
+          <w:rStyle w:val="Strong"/>
+          <w:rFonts w:ascii="Times New Roman" w:hAnsi="Times New Roman" w:eastAsia="Times New Roman" w:cs="Times New Roman"/>
+          <w:b w:val="1"/>
+          <w:bCs w:val="1"/>
+          <w:i w:val="0"/>
+          <w:iCs w:val="0"/>
+          <w:caps w:val="0"/>
+          <w:smallCaps w:val="0"/>
+          <w:noProof w:val="0"/>
+          <w:color w:val="000000" w:themeColor="text1" w:themeTint="FF" w:themeShade="FF"/>
+          <w:sz w:val="20"/>
+          <w:szCs w:val="20"/>
+          <w:lang w:val="en-US"/>
+        </w:rPr>
+        <w:t>M.S. in Information Technology</w:t>
+      </w:r>
+      <w:r>
+        <w:rPr>
+          <w:rFonts w:ascii="Times New Roman" w:hAnsi="Times New Roman" w:eastAsia="Times New Roman" w:cs="Times New Roman"/>
+          <w:b w:val="0"/>
+          <w:bCs w:val="0"/>
+          <w:i w:val="0"/>
+          <w:iCs w:val="0"/>
+          <w:caps w:val="0"/>
+          <w:smallCaps w:val="0"/>
+          <w:noProof w:val="0"/>
+          <w:color w:val="000000" w:themeColor="text1" w:themeTint="FF" w:themeShade="FF"/>
+          <w:sz w:val="20"/>
+          <w:szCs w:val="20"/>
+          <w:lang w:val="en-US"/>
+        </w:rPr>
+        <w:t xml:space="preserve"> — </w:t>
+      </w:r>
+      <w:r>
+        <w:rPr>
+          <w:rFonts w:ascii="Calibri Light" w:hAnsi="Calibri Light" w:eastAsia="Calibri Light" w:cs="Calibri Light"/>
+          <w:b w:val="0"/>
+          <w:bCs w:val="0"/>
+          <w:i w:val="0"/>
+          <w:iCs w:val="0"/>
+          <w:caps w:val="0"/>
+          <w:smallCaps w:val="0"/>
+          <w:noProof w:val="0"/>
+          <w:color w:val="000000" w:themeColor="text1" w:themeTint="FF" w:themeShade="FF"/>
+          <w:sz w:val="20"/>
+          <w:szCs w:val="20"/>
+          <w:lang w:val="en-US"/>
+        </w:rPr>
+        <w:t>SRM University | Jul 2016 – May 2018</w:t>
+      </w:r>
+      <w:r>
+        <w:rPr>
+          <w:rFonts w:ascii="Times New Roman" w:hAnsi="Times New Roman" w:eastAsia="Times New Roman" w:cs="Times New Roman"/>
+          <w:b w:val="0"/>
+          <w:bCs w:val="0"/>
+          <w:i w:val="0"/>
+          <w:iCs w:val="0"/>
+          <w:caps w:val="0"/>
+          <w:smallCaps w:val="0"/>
+          <w:noProof w:val="0"/>
+          <w:color w:val="000000" w:themeColor="text1" w:themeTint="FF" w:themeShade="FF"/>
+          <w:sz w:val="20"/>
+          <w:szCs w:val="20"/>
+          <w:lang w:val="en-US"/>
+        </w:rPr>
+        <w:t xml:space="preserve">                                                                      </w:t>
+      </w:r>
+    </w:p>
+    <w:p>
+      <w:pPr>
+        <w:pStyle w:val="Default"/>
+        <w:numPr>
+          <w:ilvl w:val="0"/>
+          <w:numId w:val="26"/>
+        </w:numPr>
+        <w:suppressLineNumbers w:val="0"/>
+        <w:bidi w:val="0"/>
+        <w:spacing w:before="0" w:beforeAutospacing="off" w:after="0" w:afterAutospacing="off" w:line="240" w:lineRule="auto"/>
+        <w:ind w:right="0"/>
+        <w:jc w:val="both"/>
+        <w:rPr>
+          <w:noProof w:val="0"/>
+          <w:lang w:val="en-US"/>
+        </w:rPr>
+      </w:pPr>
+      <w:r>
+        <w:rPr>
+          <w:rStyle w:val="Strong"/>
+          <w:rFonts w:ascii="Times New Roman" w:hAnsi="Times New Roman" w:eastAsia="Times New Roman" w:cs="Times New Roman"/>
+          <w:b w:val="1"/>
+          <w:bCs w:val="1"/>
+          <w:i w:val="0"/>
+          <w:iCs w:val="0"/>
+          <w:caps w:val="0"/>
+          <w:smallCaps w:val="0"/>
+          <w:noProof w:val="0"/>
+          <w:color w:val="000000" w:themeColor="text1" w:themeTint="FF" w:themeShade="FF"/>
+          <w:sz w:val="20"/>
+          <w:szCs w:val="20"/>
+          <w:lang w:val="en-US"/>
+        </w:rPr>
+        <w:t>B.S. in Computer Science</w:t>
+      </w:r>
+      <w:r>
+        <w:rPr>
+          <w:rFonts w:ascii="Times New Roman" w:hAnsi="Times New Roman" w:eastAsia="Times New Roman" w:cs="Times New Roman"/>
+          <w:b w:val="0"/>
+          <w:bCs w:val="0"/>
+          <w:i w:val="0"/>
+          <w:iCs w:val="0"/>
+          <w:caps w:val="0"/>
+          <w:smallCaps w:val="0"/>
+          <w:noProof w:val="0"/>
+          <w:color w:val="000000" w:themeColor="text1" w:themeTint="FF" w:themeShade="FF"/>
+          <w:sz w:val="20"/>
+          <w:szCs w:val="20"/>
+          <w:lang w:val="en-US"/>
+        </w:rPr>
+        <w:t xml:space="preserve"> — </w:t>
+      </w:r>
+      <w:r>
+        <w:rPr>
+          <w:rFonts w:ascii="Calibri Light" w:hAnsi="Calibri Light" w:eastAsia="Calibri Light" w:cs="Calibri Light"/>
+          <w:b w:val="0"/>
+          <w:bCs w:val="0"/>
+          <w:i w:val="0"/>
+          <w:iCs w:val="0"/>
+          <w:caps w:val="0"/>
+          <w:smallCaps w:val="0"/>
+          <w:noProof w:val="0"/>
+          <w:color w:val="000000" w:themeColor="text1" w:themeTint="FF" w:themeShade="FF"/>
+          <w:sz w:val="20"/>
+          <w:szCs w:val="20"/>
+          <w:lang w:val="en-US"/>
+        </w:rPr>
+        <w:t>Vidhya Sagar Women’s College | May 2013 – Apr 2016</w:t>
+      </w:r>
+    </w:p>
+    <w:p>
       <w:pPr>
         <w:pStyle w:val="ListParagraph"/>
         <w:spacing w:after="0" w:line="240" w:lineRule="auto"/>
         <w:jc w:val="both"/>
         <w:rPr>
-          <w:rFonts w:cstheme="minorHAnsi"/>
-          <w:b/>
-          <w:bCs/>
-          <w:color w:val="171717" w:themeColor="background2" w:themeShade="1A"/>
+          <w:rFonts w:ascii="Calibri Light" w:hAnsi="Calibri Light" w:eastAsia="Calibri Light" w:cs="Calibri Light"/>
+          <w:b w:val="0"/>
+          <w:bCs w:val="0"/>
+          <w:i w:val="0"/>
+          <w:iCs w:val="0"/>
+          <w:caps w:val="0"/>
+          <w:smallCaps w:val="0"/>
+          <w:noProof w:val="0"/>
+          <w:color w:val="000000" w:themeColor="text1" w:themeTint="FF" w:themeShade="FF"/>
+          <w:sz w:val="20"/>
+          <w:szCs w:val="20"/>
+          <w:lang w:val="en-US"/>
         </w:rPr>
       </w:pPr>
     </w:p>
@@ -4334,6 +4340,230 @@
 
 <file path=word/numbering.xml><?xml version="1.0" encoding="utf-8"?>
 <w:numbering xmlns:ve="http://schemas.openxmlformats.org/markup-compatibility/2006" xmlns:o="urn:schemas-microsoft-com:office:office" xmlns:r="http://schemas.openxmlformats.org/officeDocument/2006/relationships" xmlns:m="http://schemas.openxmlformats.org/officeDocument/2006/math" xmlns:v="urn:schemas-microsoft-com:vml" xmlns:wp="http://schemas.openxmlformats.org/drawingml/2006/wordprocessingDrawing" xmlns:w10="urn:schemas-microsoft-com:office:word" xmlns:w="http://schemas.openxmlformats.org/wordprocessingml/2006/main" xmlns:wne="http://schemas.microsoft.com/office/word/2006/wordml">
+  <w:abstractNum xmlns:w="http://schemas.openxmlformats.org/wordprocessingml/2006/main" w:abstractNumId="26">
+    <w:nsid w:val="531f98e6"/>
+    <w:multiLevelType xmlns:w="http://schemas.openxmlformats.org/wordprocessingml/2006/main" w:val="hybridMultilevel"/>
+    <w:lvl xmlns:w="http://schemas.openxmlformats.org/wordprocessingml/2006/main" w:ilvl="0">
+      <w:start w:val="1"/>
+      <w:numFmt w:val="bullet"/>
+      <w:lvlText w:val=""/>
+      <w:lvlJc w:val="left"/>
+      <w:pPr>
+        <w:ind w:left="720" w:hanging="360"/>
+      </w:pPr>
+      <w:rPr>
+        <w:rFonts w:hint="default" w:ascii="Symbol" w:hAnsi="Symbol"/>
+      </w:rPr>
+    </w:lvl>
+    <w:lvl xmlns:w="http://schemas.openxmlformats.org/wordprocessingml/2006/main" w:ilvl="1">
+      <w:start w:val="1"/>
+      <w:numFmt w:val="bullet"/>
+      <w:lvlText w:val="o"/>
+      <w:lvlJc w:val="left"/>
+      <w:pPr>
+        <w:ind w:left="1440" w:hanging="360"/>
+      </w:pPr>
+      <w:rPr>
+        <w:rFonts w:hint="default" w:ascii="Courier New" w:hAnsi="Courier New"/>
+      </w:rPr>
+    </w:lvl>
+    <w:lvl xmlns:w="http://schemas.openxmlformats.org/wordprocessingml/2006/main" w:ilvl="2">
+      <w:start w:val="1"/>
+      <w:numFmt w:val="bullet"/>
+      <w:lvlText w:val=""/>
+      <w:lvlJc w:val="left"/>
+      <w:pPr>
+        <w:ind w:left="2160" w:hanging="360"/>
+      </w:pPr>
+      <w:rPr>
+        <w:rFonts w:hint="default" w:ascii="Wingdings" w:hAnsi="Wingdings"/>
+      </w:rPr>
+    </w:lvl>
+    <w:lvl xmlns:w="http://schemas.openxmlformats.org/wordprocessingml/2006/main" w:ilvl="3">
+      <w:start w:val="1"/>
+      <w:numFmt w:val="bullet"/>
+      <w:lvlText w:val=""/>
+      <w:lvlJc w:val="left"/>
+      <w:pPr>
+        <w:ind w:left="2880" w:hanging="360"/>
+      </w:pPr>
+      <w:rPr>
+        <w:rFonts w:hint="default" w:ascii="Symbol" w:hAnsi="Symbol"/>
+      </w:rPr>
+    </w:lvl>
+    <w:lvl xmlns:w="http://schemas.openxmlformats.org/wordprocessingml/2006/main" w:ilvl="4">
+      <w:start w:val="1"/>
+      <w:numFmt w:val="bullet"/>
+      <w:lvlText w:val="o"/>
+      <w:lvlJc w:val="left"/>
+      <w:pPr>
+        <w:ind w:left="3600" w:hanging="360"/>
+      </w:pPr>
+      <w:rPr>
+        <w:rFonts w:hint="default" w:ascii="Courier New" w:hAnsi="Courier New"/>
+      </w:rPr>
+    </w:lvl>
+    <w:lvl xmlns:w="http://schemas.openxmlformats.org/wordprocessingml/2006/main" w:ilvl="5">
+      <w:start w:val="1"/>
+      <w:numFmt w:val="bullet"/>
+      <w:lvlText w:val=""/>
+      <w:lvlJc w:val="left"/>
+      <w:pPr>
+        <w:ind w:left="4320" w:hanging="360"/>
+      </w:pPr>
+      <w:rPr>
+        <w:rFonts w:hint="default" w:ascii="Wingdings" w:hAnsi="Wingdings"/>
+      </w:rPr>
+    </w:lvl>
+    <w:lvl xmlns:w="http://schemas.openxmlformats.org/wordprocessingml/2006/main" w:ilvl="6">
+      <w:start w:val="1"/>
+      <w:numFmt w:val="bullet"/>
+      <w:lvlText w:val=""/>
+      <w:lvlJc w:val="left"/>
+      <w:pPr>
+        <w:ind w:left="5040" w:hanging="360"/>
+      </w:pPr>
+      <w:rPr>
+        <w:rFonts w:hint="default" w:ascii="Symbol" w:hAnsi="Symbol"/>
+      </w:rPr>
+    </w:lvl>
+    <w:lvl xmlns:w="http://schemas.openxmlformats.org/wordprocessingml/2006/main" w:ilvl="7">
+      <w:start w:val="1"/>
+      <w:numFmt w:val="bullet"/>
+      <w:lvlText w:val="o"/>
+      <w:lvlJc w:val="left"/>
+      <w:pPr>
+        <w:ind w:left="5760" w:hanging="360"/>
+      </w:pPr>
+      <w:rPr>
+        <w:rFonts w:hint="default" w:ascii="Courier New" w:hAnsi="Courier New"/>
+      </w:rPr>
+    </w:lvl>
+    <w:lvl xmlns:w="http://schemas.openxmlformats.org/wordprocessingml/2006/main" w:ilvl="8">
+      <w:start w:val="1"/>
+      <w:numFmt w:val="bullet"/>
+      <w:lvlText w:val=""/>
+      <w:lvlJc w:val="left"/>
+      <w:pPr>
+        <w:ind w:left="6480" w:hanging="360"/>
+      </w:pPr>
+      <w:rPr>
+        <w:rFonts w:hint="default" w:ascii="Wingdings" w:hAnsi="Wingdings"/>
+      </w:rPr>
+    </w:lvl>
+  </w:abstractNum>
+  <w:abstractNum xmlns:w="http://schemas.openxmlformats.org/wordprocessingml/2006/main" w:abstractNumId="25">
+    <w:nsid w:val="5dc16b81"/>
+    <w:multiLevelType xmlns:w="http://schemas.openxmlformats.org/wordprocessingml/2006/main" w:val="hybridMultilevel"/>
+    <w:lvl xmlns:w="http://schemas.openxmlformats.org/wordprocessingml/2006/main" w:ilvl="0">
+      <w:start w:val="1"/>
+      <w:numFmt w:val="bullet"/>
+      <w:lvlText w:val=""/>
+      <w:lvlJc w:val="left"/>
+      <w:pPr>
+        <w:ind w:left="720" w:hanging="360"/>
+      </w:pPr>
+      <w:rPr>
+        <w:rFonts w:hint="default" w:ascii="Symbol" w:hAnsi="Symbol"/>
+      </w:rPr>
+    </w:lvl>
+    <w:lvl xmlns:w="http://schemas.openxmlformats.org/wordprocessingml/2006/main" w:ilvl="1">
+      <w:start w:val="1"/>
+      <w:numFmt w:val="bullet"/>
+      <w:lvlText w:val="o"/>
+      <w:lvlJc w:val="left"/>
+      <w:pPr>
+        <w:ind w:left="1440" w:hanging="360"/>
+      </w:pPr>
+      <w:rPr>
+        <w:rFonts w:hint="default" w:ascii="Courier New" w:hAnsi="Courier New"/>
+      </w:rPr>
+    </w:lvl>
+    <w:lvl xmlns:w="http://schemas.openxmlformats.org/wordprocessingml/2006/main" w:ilvl="2">
+      <w:start w:val="1"/>
+      <w:numFmt w:val="bullet"/>
+      <w:lvlText w:val=""/>
+      <w:lvlJc w:val="left"/>
+      <w:pPr>
+        <w:ind w:left="2160" w:hanging="360"/>
+      </w:pPr>
+      <w:rPr>
+        <w:rFonts w:hint="default" w:ascii="Wingdings" w:hAnsi="Wingdings"/>
+      </w:rPr>
+    </w:lvl>
+    <w:lvl xmlns:w="http://schemas.openxmlformats.org/wordprocessingml/2006/main" w:ilvl="3">
+      <w:start w:val="1"/>
+      <w:numFmt w:val="bullet"/>
+      <w:lvlText w:val=""/>
+      <w:lvlJc w:val="left"/>
+      <w:pPr>
+        <w:ind w:left="2880" w:hanging="360"/>
+      </w:pPr>
+      <w:rPr>
+        <w:rFonts w:hint="default" w:ascii="Symbol" w:hAnsi="Symbol"/>
+      </w:rPr>
+    </w:lvl>
+    <w:lvl xmlns:w="http://schemas.openxmlformats.org/wordprocessingml/2006/main" w:ilvl="4">
+      <w:start w:val="1"/>
+      <w:numFmt w:val="bullet"/>
+      <w:lvlText w:val="o"/>
+      <w:lvlJc w:val="left"/>
+      <w:pPr>
+        <w:ind w:left="3600" w:hanging="360"/>
+      </w:pPr>
+      <w:rPr>
+        <w:rFonts w:hint="default" w:ascii="Courier New" w:hAnsi="Courier New"/>
+      </w:rPr>
+    </w:lvl>
+    <w:lvl xmlns:w="http://schemas.openxmlformats.org/wordprocessingml/2006/main" w:ilvl="5">
+      <w:start w:val="1"/>
+      <w:numFmt w:val="bullet"/>
+      <w:lvlText w:val=""/>
+      <w:lvlJc w:val="left"/>
+      <w:pPr>
+        <w:ind w:left="4320" w:hanging="360"/>
+      </w:pPr>
+      <w:rPr>
+        <w:rFonts w:hint="default" w:ascii="Wingdings" w:hAnsi="Wingdings"/>
+      </w:rPr>
+    </w:lvl>
+    <w:lvl xmlns:w="http://schemas.openxmlformats.org/wordprocessingml/2006/main" w:ilvl="6">
+      <w:start w:val="1"/>
+      <w:numFmt w:val="bullet"/>
+      <w:lvlText w:val=""/>
+      <w:lvlJc w:val="left"/>
+      <w:pPr>
+        <w:ind w:left="5040" w:hanging="360"/>
+      </w:pPr>
+      <w:rPr>
+        <w:rFonts w:hint="default" w:ascii="Symbol" w:hAnsi="Symbol"/>
+      </w:rPr>
+    </w:lvl>
+    <w:lvl xmlns:w="http://schemas.openxmlformats.org/wordprocessingml/2006/main" w:ilvl="7">
+      <w:start w:val="1"/>
+      <w:numFmt w:val="bullet"/>
+      <w:lvlText w:val="o"/>
+      <w:lvlJc w:val="left"/>
+      <w:pPr>
+        <w:ind w:left="5760" w:hanging="360"/>
+      </w:pPr>
+      <w:rPr>
+        <w:rFonts w:hint="default" w:ascii="Courier New" w:hAnsi="Courier New"/>
+      </w:rPr>
+    </w:lvl>
+    <w:lvl xmlns:w="http://schemas.openxmlformats.org/wordprocessingml/2006/main" w:ilvl="8">
+      <w:start w:val="1"/>
+      <w:numFmt w:val="bullet"/>
+      <w:lvlText w:val=""/>
+      <w:lvlJc w:val="left"/>
+      <w:pPr>
+        <w:ind w:left="6480" w:hanging="360"/>
+      </w:pPr>
+      <w:rPr>
+        <w:rFonts w:hint="default" w:ascii="Wingdings" w:hAnsi="Wingdings"/>
+      </w:rPr>
+    </w:lvl>
+  </w:abstractNum>
   <w:abstractNum w:abstractNumId="0">
     <w:nsid w:val="02D14C93"/>
     <w:multiLevelType w:val="hybridMultilevel"/>
@@ -7188,6 +7418,12 @@
       </w:rPr>
     </w:lvl>
   </w:abstractNum>
+  <w:num w:numId="27">
+    <w:abstractNumId w:val="26"/>
+  </w:num>
+  <w:num w:numId="26">
+    <w:abstractNumId w:val="25"/>
+  </w:num>
   <w:num w:numId="1">
     <w:abstractNumId w:val="12"/>
   </w:num>
@@ -7653,6 +7889,21 @@
       <w:lang w:eastAsia="ar-SA"/>
     </w:rPr>
   </w:style>
+  <w:style w:type="paragraph" w:styleId="pdq2pgselectionanchorcontainer" w:customStyle="true">
+    <w:uiPriority w:val="1"/>
+    <w:name w:val="pdq2pg_selectionanchorcontainer"/>
+    <w:basedOn w:val="Normal"/>
+    <w:rsid w:val="25427D4F"/>
+    <w:rPr>
+      <w:rFonts w:ascii="Times New Roman" w:hAnsi="Times New Roman" w:eastAsia="Times New Roman" w:cs="Times New Roman" w:asciiTheme="minorAscii" w:hAnsiTheme="minorAscii" w:eastAsiaTheme="minorAscii" w:cstheme="minorBidi"/>
+      <w:sz w:val="24"/>
+      <w:szCs w:val="24"/>
+      <w:lang w:val="en-US"/>
+    </w:rPr>
+    <w:pPr>
+      <w:spacing w:beforeAutospacing="on" w:afterAutospacing="on" w:line="240" w:lineRule="auto"/>
+    </w:pPr>
+  </w:style>
 </w:styles>
 </file>
 
